--- a/Volume 1/Chapter 03 - File Handling/SPA_Vol1_Ch3_Lesson3_2a_Read_File_EXTENDED.docx
+++ b/Volume 1/Chapter 03 - File Handling/SPA_Vol1_Ch3_Lesson3_2a_Read_File_EXTENDED.docx
@@ -839,7 +839,7 @@
         <w:keepNext/>
       </w:pPr>
       <w:r>
-        <w:t>Save each source and supporting file from this lesson into the matching path in the project layout. As in Chapter 1, notepad .\rust\Cargo.toml creates and opens one: choose Yes, type the file, save it with Ctrl+S, and close Notepad. Then install forge-std, Foundry's standard library, into the Solidity project. Linux Assembly runs in WSL or on a Linux computer.</w:t>
+        <w:t>Next, let the tools create the Rust and Solidity projects. Remember, Cargo.toml describes the project: cargo init .\rust writes it, with a starter program, src\main.rs. This lesson's programs live in src\bin, one file per program, so Remove-Item deletes the starter. Remember, forge init makes the Solidity project: --no-git and --offline work as in Chapter 1, --empty leaves out forge's example contracts, and --force lets it fill the solidity folder, which already holds the empty folders made above.</w:t>
       </w:r>
     </w:p>
     <w:p>
@@ -853,6 +853,144 @@
         <w:keepNext/>
       </w:pPr>
       <w:r>
+        <w:t>cargo init .\rust --name read_file --vcs none</w:t>
+      </w:r>
+    </w:p>
+    <w:p>
+      <w:pPr>
+        <w:pStyle w:val="CommandBlock"/>
+        <w:keepNext/>
+      </w:pPr>
+      <w:r>
+        <w:t>Remove-Item .\rust\src\main.rs</w:t>
+      </w:r>
+    </w:p>
+    <w:p>
+      <w:pPr>
+        <w:pStyle w:val="CommandBlock"/>
+      </w:pPr>
+      <w:r>
+        <w:t>forge init .\solidity --empty --no-git --offline --force</w:t>
+      </w:r>
+    </w:p>
+    <w:p>
+      <w:pPr>
+        <w:keepNext/>
+      </w:pPr>
+    </w:p>
+    <w:p>
+      <w:r>
+        <w:t>Then type the Solidity project's settings over the foundry.toml that forge init wrote. foundry.toml is the same as in Lesson 3.1a, except for its fs_permissions line: the scripts may only read, and only inside the lesson folder, "../", the folder above the project root. notepad .\solidity\foundry.toml opens the file: replace its text with the file below, save it with Ctrl+S, and close Notepad.</w:t>
+      </w:r>
+    </w:p>
+    <w:p>
+      <w:pPr>
+        <w:keepNext/>
+      </w:pPr>
+    </w:p>
+    <w:p>
+      <w:pPr>
+        <w:pStyle w:val="Heading3"/>
+      </w:pPr>
+      <w:r>
+        <w:t>solidity/foundry.toml</w:t>
+      </w:r>
+    </w:p>
+    <w:p>
+      <w:pPr>
+        <w:pStyle w:val="SourceCode"/>
+        <w:keepNext/>
+      </w:pPr>
+      <w:r>
+        <w:t>[profile.default]</w:t>
+      </w:r>
+    </w:p>
+    <w:p>
+      <w:pPr>
+        <w:pStyle w:val="SourceCode"/>
+        <w:keepNext/>
+      </w:pPr>
+      <w:r>
+        <w:t># The scripts in script/ are the only Solidity sources in this project.</w:t>
+      </w:r>
+    </w:p>
+    <w:p>
+      <w:pPr>
+        <w:pStyle w:val="SourceCode"/>
+        <w:keepNext/>
+      </w:pPr>
+      <w:r>
+        <w:t>src = "script"</w:t>
+      </w:r>
+    </w:p>
+    <w:p>
+      <w:pPr>
+        <w:pStyle w:val="SourceCode"/>
+        <w:keepNext/>
+      </w:pPr>
+      <w:r>
+        <w:t># forge install puts forge-std in lib/.</w:t>
+      </w:r>
+    </w:p>
+    <w:p>
+      <w:pPr>
+        <w:pStyle w:val="SourceCode"/>
+        <w:keepNext/>
+      </w:pPr>
+      <w:r>
+        <w:t>libs = ["lib"]</w:t>
+      </w:r>
+    </w:p>
+    <w:p>
+      <w:pPr>
+        <w:pStyle w:val="SourceCode"/>
+        <w:keepNext/>
+      </w:pPr>
+      <w:r>
+        <w:t># The file cheatcodes may only read, and only inside the lesson folder,</w:t>
+      </w:r>
+    </w:p>
+    <w:p>
+      <w:pPr>
+        <w:pStyle w:val="SourceCode"/>
+        <w:keepNext/>
+      </w:pPr>
+      <w:r>
+        <w:t># the folder above the project root ("../"), and nowhere else.</w:t>
+      </w:r>
+    </w:p>
+    <w:p>
+      <w:pPr>
+        <w:pStyle w:val="SourceCode"/>
+      </w:pPr>
+      <w:r>
+        <w:t>fs_permissions = [{ access = "read", path = "../" }]</w:t>
+      </w:r>
+    </w:p>
+    <w:p>
+      <w:pPr>
+        <w:keepNext/>
+      </w:pPr>
+    </w:p>
+    <w:p>
+      <w:pPr>
+        <w:keepNext/>
+      </w:pPr>
+      <w:r>
+        <w:t>Then install forge-std, Foundry's standard library, into the Solidity project. Linux Assembly runs in WSL or on a Linux computer.</w:t>
+      </w:r>
+    </w:p>
+    <w:p>
+      <w:pPr>
+        <w:keepNext/>
+      </w:pPr>
+    </w:p>
+    <w:p>
+      <w:pPr>
+        <w:pStyle w:val="CommandBlock"/>
+        <w:keepNext/>
+      </w:pPr>
+      <w:r>
         <w:t>Push-Location .\solidity</w:t>
       </w:r>
     </w:p>
@@ -879,6 +1017,16 @@
       </w:pPr>
     </w:p>
     <w:p>
+      <w:r>
+        <w:t>You save each source file in its language's section below, as each is shown. As in Chapter 1, notepad .\rust\src\bin\basic_read_file.rs creates and opens one: choose Yes, type the file, save it with Ctrl+S, and close Notepad.</w:t>
+      </w:r>
+    </w:p>
+    <w:p>
+      <w:pPr>
+        <w:keepNext/>
+      </w:pPr>
+    </w:p>
+    <w:p>
       <w:pPr>
         <w:keepNext/>
       </w:pPr>
@@ -940,7 +1088,7 @@
         <w:keepNext/>
       </w:pPr>
       <w:r>
-        <w:t>Save each source and supporting file from this lesson into the matching path in the project layout. As in Chapter 1, nano ./rust/Cargo.toml creates and opens one: type the file, then save and close it with Ctrl+O, Enter, then Ctrl+X. Then install forge-std.</w:t>
+        <w:t>Then create the Rust and Solidity projects with the same commands as on Windows; rm deletes the starter main.rs.</w:t>
       </w:r>
     </w:p>
     <w:p>
@@ -951,6 +1099,50 @@
     <w:p>
       <w:pPr>
         <w:pStyle w:val="CommandBlock"/>
+        <w:keepNext/>
+      </w:pPr>
+      <w:r>
+        <w:t>cargo init ./rust --name read_file --vcs none</w:t>
+      </w:r>
+    </w:p>
+    <w:p>
+      <w:pPr>
+        <w:pStyle w:val="CommandBlock"/>
+        <w:keepNext/>
+      </w:pPr>
+      <w:r>
+        <w:t>rm ./rust/src/main.rs</w:t>
+      </w:r>
+    </w:p>
+    <w:p>
+      <w:pPr>
+        <w:pStyle w:val="CommandBlock"/>
+      </w:pPr>
+      <w:r>
+        <w:t>forge init ./solidity --empty --no-git --offline --force</w:t>
+      </w:r>
+    </w:p>
+    <w:p>
+      <w:pPr>
+        <w:keepNext/>
+      </w:pPr>
+    </w:p>
+    <w:p>
+      <w:pPr>
+        <w:keepNext/>
+      </w:pPr>
+      <w:r>
+        <w:t>Type solidity/foundry.toml exactly as shown in the Windows setup, over the file forge init wrote. Then install forge-std.</w:t>
+      </w:r>
+    </w:p>
+    <w:p>
+      <w:pPr>
+        <w:keepNext/>
+      </w:pPr>
+    </w:p>
+    <w:p>
+      <w:pPr>
+        <w:pStyle w:val="CommandBlock"/>
       </w:pPr>
       <w:r>
         <w:t>(cd ./solidity &amp;&amp; forge install foundry-rs/forge-std@v1.16.2 --no-git)</w:t>
@@ -962,6 +1154,16 @@
       </w:pPr>
     </w:p>
     <w:p>
+      <w:r>
+        <w:t>You save each source file in its language's section below, as each is shown. As in Chapter 1, nano ./rust/src/bin/basic_read_file.rs creates and opens one: type the file, then save and close it with Ctrl+O, Enter, then Ctrl+X.</w:t>
+      </w:r>
+    </w:p>
+    <w:p>
+      <w:pPr>
+        <w:keepNext/>
+      </w:pPr>
+    </w:p>
+    <w:p>
       <w:pPr>
         <w:keepNext/>
       </w:pPr>
@@ -9995,7 +10197,7 @@
     </w:p>
     <w:p>
       <w:r>
-        <w:t>Cargo.toml names this lesson's package, read_file, and its two programs. foundry.toml is the same as in Lesson 3.1a, except for its fs_permissions line: the scripts may only read, and only inside the lesson folder, "../", the folder above the project root.</w:t>
+        <w:t>This is the file the setup commands wrote, shown here so you can check yours. Cargo.toml names this lesson's package, read_file, and its two programs. cargo init does not write the comment lines, which are this lesson's notes about the file, and yours ends with an empty [dependencies] heading; the blank lines may differ.</w:t>
       </w:r>
     </w:p>
     <w:p>
@@ -10073,95 +10275,6 @@
       </w:pPr>
       <w:r>
         <w:t># read_file.</w:t>
-      </w:r>
-    </w:p>
-    <w:p>
-      <w:pPr>
-        <w:keepNext/>
-      </w:pPr>
-    </w:p>
-    <w:p>
-      <w:pPr>
-        <w:keepNext/>
-      </w:pPr>
-    </w:p>
-    <w:p>
-      <w:pPr>
-        <w:pStyle w:val="Heading2"/>
-      </w:pPr>
-      <w:r>
-        <w:t>solidity/foundry.toml</w:t>
-      </w:r>
-    </w:p>
-    <w:p>
-      <w:pPr>
-        <w:pStyle w:val="SourceCode"/>
-        <w:keepNext/>
-      </w:pPr>
-      <w:r>
-        <w:t>[profile.default]</w:t>
-      </w:r>
-    </w:p>
-    <w:p>
-      <w:pPr>
-        <w:pStyle w:val="SourceCode"/>
-        <w:keepNext/>
-      </w:pPr>
-      <w:r>
-        <w:t># The scripts in script/ are the only Solidity sources in this project.</w:t>
-      </w:r>
-    </w:p>
-    <w:p>
-      <w:pPr>
-        <w:pStyle w:val="SourceCode"/>
-        <w:keepNext/>
-      </w:pPr>
-      <w:r>
-        <w:t>src = "script"</w:t>
-      </w:r>
-    </w:p>
-    <w:p>
-      <w:pPr>
-        <w:pStyle w:val="SourceCode"/>
-        <w:keepNext/>
-      </w:pPr>
-      <w:r>
-        <w:t># forge install puts forge-std in lib/.</w:t>
-      </w:r>
-    </w:p>
-    <w:p>
-      <w:pPr>
-        <w:pStyle w:val="SourceCode"/>
-        <w:keepNext/>
-      </w:pPr>
-      <w:r>
-        <w:t>libs = ["lib"]</w:t>
-      </w:r>
-    </w:p>
-    <w:p>
-      <w:pPr>
-        <w:pStyle w:val="SourceCode"/>
-        <w:keepNext/>
-      </w:pPr>
-      <w:r>
-        <w:t># The file cheatcodes may only read, and only inside the lesson folder,</w:t>
-      </w:r>
-    </w:p>
-    <w:p>
-      <w:pPr>
-        <w:pStyle w:val="SourceCode"/>
-        <w:keepNext/>
-      </w:pPr>
-      <w:r>
-        <w:t># the folder above the project root ("../"), and nowhere else.</w:t>
-      </w:r>
-    </w:p>
-    <w:p>
-      <w:pPr>
-        <w:pStyle w:val="SourceCode"/>
-      </w:pPr>
-      <w:r>
-        <w:t>fs_permissions = [{ access = "read", path = "../" }]</w:t>
       </w:r>
     </w:p>
     <w:p>
@@ -11228,31 +11341,31 @@
       </w:rPr>
     </w:lvl>
   </w:abstractNum>
-  <w:num w:numId="1" w16cid:durableId="1897935676">
+  <w:num w:numId="1" w16cid:durableId="89667249">
     <w:abstractNumId w:val="8"/>
   </w:num>
-  <w:num w:numId="2" w16cid:durableId="1590773296">
+  <w:num w:numId="2" w16cid:durableId="1698653415">
     <w:abstractNumId w:val="6"/>
   </w:num>
-  <w:num w:numId="3" w16cid:durableId="1916088240">
+  <w:num w:numId="3" w16cid:durableId="2030447199">
     <w:abstractNumId w:val="5"/>
   </w:num>
-  <w:num w:numId="4" w16cid:durableId="1008406801">
+  <w:num w:numId="4" w16cid:durableId="379327148">
     <w:abstractNumId w:val="4"/>
   </w:num>
-  <w:num w:numId="5" w16cid:durableId="691609531">
+  <w:num w:numId="5" w16cid:durableId="1304429522">
     <w:abstractNumId w:val="7"/>
   </w:num>
-  <w:num w:numId="6" w16cid:durableId="207836427">
+  <w:num w:numId="6" w16cid:durableId="1493453188">
     <w:abstractNumId w:val="3"/>
   </w:num>
-  <w:num w:numId="7" w16cid:durableId="383143497">
+  <w:num w:numId="7" w16cid:durableId="1440179829">
     <w:abstractNumId w:val="2"/>
   </w:num>
-  <w:num w:numId="8" w16cid:durableId="1314066677">
+  <w:num w:numId="8" w16cid:durableId="1829587481">
     <w:abstractNumId w:val="1"/>
   </w:num>
-  <w:num w:numId="9" w16cid:durableId="1655987966">
+  <w:num w:numId="9" w16cid:durableId="1584604247">
     <w:abstractNumId w:val="0"/>
   </w:num>
 </w:numbering>

--- a/Volume 1/Chapter 03 - File Handling/SPA_Vol1_Ch3_Lesson3_2a_Read_File_EXTENDED.docx
+++ b/Volume 1/Chapter 03 - File Handling/SPA_Vol1_Ch3_Lesson3_2a_Read_File_EXTENDED.docx
@@ -95,10 +95,7 @@
     </w:p>
     <w:p>
       <w:r>
-        <w:t>Lesson 3.2 explains why reading is the safest file operation and why a relative path makes the same program find a file from one folder and fail from another. These four languages show what the one-call reads of C#, Go, Python, and TypeScript do for you. Assembly calls the C library's open, read, and close steps itself and ends the text with its own 0 byte. Rust and Erlang read a whole file in one call. Solidity has no files at all: only Foundry's test tools let a script read one, and only a file it is allo</w:t>
-      </w:r>
-      <w:r>
-        <w:t>wed to read. Read Lesson 3.2 first; this companion builds on it.</w:t>
+        <w:t>Lesson 3.2 explains why reading is the safest file operation and why a relative path makes the same program find a file from one folder and fail from another. These four languages show what the one-call reads of C#, Go, Python, and TypeScript do for you. Assembly calls the C library's open, read, and close steps itself and ends the text with its own 0 byte. Rust and Erlang read a whole file in one call. Solidity has no files at all: only Foundry's test tools let a script read one, and only a file it is allowed to read. Read Lesson 3.2 first; this companion builds on it.</w:t>
       </w:r>
     </w:p>
     <w:p>
@@ -161,10 +158,7 @@
         <w:pStyle w:val="ListBullet"/>
       </w:pPr>
       <w:r>
-        <w:t xml:space="preserve">A program that opens a file itself must close it, and an error can make the code leave early, before the line that closes it. So most languages have a cleanup form that closes the file however the code leaves, as Lesson 3.2 showed with Python's with, C#'s using, and Go's defer. Rust needs no extra words: a File closes itself when its variable goes out of scope, as C++'s destructor does. Erlang's is try ... after, whose after part always runs. Assembly, like C, has none, so it calls fclose on every way out. </w:t>
-      </w:r>
-      <w:r>
-        <w:t>Solidity never holds a handle, so there is nothing to close. The Production-Minded versions show each form; the second table below lists them.</w:t>
+        <w:t>A program that opens a file itself must close it, and an error can make the code leave early, before the line that closes it. So most languages have a cleanup form that closes the file however the code leaves, as Lesson 3.2 showed with Python's with, C#'s using, and Go's defer. Rust needs no extra words: a File closes itself when its variable goes out of scope, as C++'s destructor does. Erlang's is try ... after, whose after part always runs. Assembly, like C, has none, so it calls fclose on every way out. Solidity never holds a handle, so there is nothing to close. The Production-Minded versions show each form; the second table below lists them.</w:t>
       </w:r>
     </w:p>
     <w:p>
@@ -5975,10 +5969,7 @@
     </w:p>
     <w:p>
       <w:r>
-        <w:t>Rust reads a whole text file with one call, fs::read_to_string from std::fs: it opens the file, reads every byte, closes the file, and returns the text as a String, the way Lesson 3.1a's fs::write wrote one. It returns a Result: Ok with the text, or Err with the system's reason when the file cannot be read. The text must be valid UTF-8, the encoding the course's text files use; otherwise read_to_string returns an Err as well. The Production-Minded version opens the file itself, with File::open, so that it c</w:t>
-      </w:r>
-      <w:r>
-        <w:t>an show how Rust closes a file: by itself.</w:t>
+        <w:t>Rust reads a whole text file with one call, fs::read_to_string from std::fs: it opens the file, reads every byte, closes the file, and returns the text as a String, the way Lesson 3.1a's fs::write wrote one. It returns a Result: Ok with the text, or Err with the system's reason when the file cannot be read. The text must be valid UTF-8, the encoding the course's text files use; otherwise read_to_string returns an Err as well. The Production-Minded version opens the file itself, with File::open, so that it can show how Rust closes a file: by itself.</w:t>
       </w:r>
     </w:p>
     <w:p>
@@ -6462,10 +6453,7 @@
     </w:p>
     <w:p>
       <w:r>
-        <w:t>The production-minded version prints the same lines. read_text_file opens the file with File::open, reads the whole text into a String with read_to_string, and returns a Result&lt;String, String&gt;: Ok with the text, or Err with a message naming the file and error.kind(), the kind of failure (Lesson 3.1a). The File closes itself when the function returns, whichever return it takes. main matches the Result before it prints anything and, on an Err, prints one Error line and ends with std::process::exit(1), as in L</w:t>
-      </w:r>
-      <w:r>
-        <w:t>esson 2.11a.</w:t>
+        <w:t>The production-minded version prints the same lines. read_text_file opens the file with File::open, reads the whole text into a String with read_to_string, and returns a Result&lt;String, String&gt;: Ok with the text, or Err with a message naming the file and error.kind(), the kind of failure (Lesson 3.1a). The File closes itself when the function returns, whichever return it takes. main matches the Result before it prints anything and, on an Err, prints one Error line and ends with std::process::exit(1), as in Lesson 2.11a.</w:t>
       </w:r>
     </w:p>
     <w:p>
@@ -7256,10 +7244,7 @@
     </w:p>
     <w:p>
       <w:r>
-        <w:t>Remember, error.kind() names the kind of failure, entity not found for a missing file, in the same words on Windows, Linux, and macOS; Rust's error does not name the file, so read_text_file puts the path in front of it. Then $LASTEXITCODE prints 1 and Test-Path prints True (on Linux or macOS, echo $? prints 1 and ls prints the file's path). The file is fine; the program looked in the wrong folder, because a relative path always starts from the working directory. The program printed no Contents line, because</w:t>
-      </w:r>
-      <w:r>
-        <w:t xml:space="preserve"> it reads first and prints only after the read has succeeded.</w:t>
+        <w:t>Remember, error.kind() names the kind of failure, entity not found for a missing file, in the same words on Windows, Linux, and macOS; Rust's error does not name the file, so read_text_file puts the path in front of it. Then $LASTEXITCODE prints 1 and Test-Path prints True (on Linux or macOS, echo $? prints 1 and ls prints the file's path). The file is fine; the program looked in the wrong folder, because a relative path always starts from the working directory. The program printed no Contents line, because it reads first and prints only after the read has succeeded.</w:t>
       </w:r>
     </w:p>
     <w:p>
@@ -7371,10 +7356,7 @@
     </w:p>
     <w:p>
       <w:r>
-        <w:t>Erlang reads a whole file with one call, file:read_file: it opens the file, reads every byte, closes the file, and returns {ok, Contents}, or {error, Reason} when it cannot, the way Lesson 3.1a's file:write_file wrote one. Contents is a binary: a block of bytes holding the file exactly as stored, which Erlang uses for file contents because it is compact. io:format prints it with ~ts, where the t says the bytes are UTF-8 text. The Production-Minded version opens the file itself, with file:open, so that it ca</w:t>
-      </w:r>
-      <w:r>
-        <w:t>n show Erlang's cleanup form, try ... after.</w:t>
+        <w:t>Erlang reads a whole file with one call, file:read_file: it opens the file, reads every byte, closes the file, and returns {ok, Contents}, or {error, Reason} when it cannot, the way Lesson 3.1a's file:write_file wrote one. Contents is a binary: a block of bytes holding the file exactly as stored, which Erlang uses for file contents because it is compact. io:format prints it with ~ts, where the t says the bytes are UTF-8 text. The Production-Minded version opens the file itself, with file:open, so that it can show Erlang's cleanup form, try ... after.</w:t>
       </w:r>
     </w:p>
     <w:p>
@@ -7866,10 +7848,7 @@
     </w:p>
     <w:p>
       <w:r>
-        <w:t>The production-minded version prints the same lines. read_text_file opens the file with file:open, reads it with one file:read of the file's whole size, and closes it with file:close inside the after part of try ... after ... end, which runs however the read ends. It returns {ok, Contents} or {error, Message}, with a message naming the file and the reason, as parse_port did in Lesson 2.11a. main matches it with case before it prints anything; on an error it prints one Error line and calls init:stop(1), whic</w:t>
-      </w:r>
-      <w:r>
-        <w:t>h lets every printed line reach the screen before exit code 1.</w:t>
+        <w:t>The production-minded version prints the same lines. read_text_file opens the file with file:open, reads it with one file:read of the file's whole size, and closes it with file:close inside the after part of try ... after ... end, which runs however the read ends. It returns {ok, Contents} or {error, Message}, with a message naming the file and the reason, as parse_port did in Lesson 2.11a. main matches it with case before it prints anything; on an error it prints one Error line and calls init:stop(1), which lets every printed line reach the screen before exit code 1.</w:t>
       </w:r>
     </w:p>
     <w:p>
@@ -8815,10 +8794,7 @@
     </w:p>
     <w:p>
       <w:r>
-        <w:t>A contract on a real chain has no files at all. Foundry's vm adds a file cheatcode, readFile, that works only while forge runs a script: it opens the file, reads it, closes it, and returns the text as a string, the way Lesson 3.1a's vm.writeFile wrote one. It works only where foundry.toml's fs_permissions allows, and a relative path starts from the project root, the solidity folder. inventory.txt is in the lesson folder, one folder above, so the script's path is ../inventory.txt, and fs_permissions gives re</w:t>
-      </w:r>
-      <w:r>
-        <w:t>ad-only access to the lesson folder, "../", and nowhere else. When readFile cannot read the file, it reverts.</w:t>
+        <w:t>A contract on a real chain has no files at all. Foundry's vm adds a file cheatcode, readFile, that works only while forge runs a script: it opens the file, reads it, closes it, and returns the text as a string, the way Lesson 3.1a's vm.writeFile wrote one. It works only where foundry.toml's fs_permissions allows, and a relative path starts from the project root, the solidity folder. inventory.txt is in the lesson folder, one folder above, so the script's path is ../inventory.txt, and fs_permissions gives read-only access to the lesson folder, "../", and nowhere else. When readFile cannot read the file, it reverts.</w:t>
       </w:r>
     </w:p>
     <w:p>
@@ -10603,10 +10579,7 @@
     </w:p>
     <w:p>
       <w:r>
-        <w:t>As in Lesson 3.2, the Mini File Explorer, this chapter's first project, needs Text read: show the text of a file in its sandbox. read_text_file (readTextFile in Solidity) is that piece in each language: it takes a path, returns the whole text or reports a failure, and the explorer prints the result, as this lesson's main does. Assembly's version shows what every one-call read does inside: open, read into memory, check that nothing is left, close, and end the text. The Contact Manager, the chapter's capstone</w:t>
-      </w:r>
-      <w:r>
-        <w:t>, must reload its saved contacts in a later run; the Challenge's contacts.txt is that reload, through the same function. Lesson 3.3a adds the other half, writing a file.</w:t>
+        <w:t>As in Lesson 3.2, the Mini File Explorer, this chapter's first project, needs Text read: show the text of a file in its sandbox. read_text_file (readTextFile in Solidity) is that piece in each language: it takes a path, returns the whole text or reports a failure, and the explorer prints the result, as this lesson's main does. Assembly's version shows what every one-call read does inside: open, read into memory, check that nothing is left, close, and end the text. The Contact Manager, the chapter's capstone, must reload its saved contacts in a later run; the Challenge's contacts.txt is that reload, through the same function. Lesson 3.3a adds the other half, writing a file.</w:t>
       </w:r>
     </w:p>
     <w:p>
@@ -11152,10 +11125,7 @@
     </w:p>
     <w:p>
       <w:r>
-        <w:t>Reading a file copies its contents into memory and leaves the file unchanged. Assembly opens a handle, reads through it, ends the text with a 0 byte, and closes it, as C does; Rust, Erlang, and Solidity do all of it in one call. When a program opens the file itself, the file is closed even when an error occurs: Rust's File closes itself, Erlang's after part calls file:close, and Assembly calls fclose on every way out. The file's text already ends in a line ending, so each program prints it exactly as stored</w:t>
-      </w:r>
-      <w:r>
-        <w:t>. The file is found through a relative path, from the working directory or, for Solidity, from the project root; when it is not there, the Production-Minded program prints one Error line and exit code 1, because it reads first and prints only after the read has succeeded. Lesson 3.3a turns to writing: putting a new, complete set of text into inventory.txt.</w:t>
+        <w:t>Reading a file copies its contents into memory and leaves the file unchanged. Assembly opens a handle, reads through it, ends the text with a 0 byte, and closes it, as C does; Rust, Erlang, and Solidity do all of it in one call. When a program opens the file itself, the file is closed even when an error occurs: Rust's File closes itself, Erlang's after part calls file:close, and Assembly calls fclose on every way out. The file's text already ends in a line ending, so each program prints it exactly as stored. The file is found through a relative path, from the working directory or, for Solidity, from the project root; when it is not there, the Production-Minded program prints one Error line and exit code 1, because it reads first and prints only after the read has succeeded. Lesson 3.3a turns to writing: putting a new, complete set of text into inventory.txt.</w:t>
       </w:r>
     </w:p>
     <w:sectPr>

--- a/Volume 1/Chapter 03 - File Handling/SPA_Vol1_Ch3_Lesson3_2a_Read_File_EXTENDED.docx
+++ b/Volume 1/Chapter 03 - File Handling/SPA_Vol1_Ch3_Lesson3_2a_Read_File_EXTENDED.docx
@@ -95,7 +95,10 @@
     </w:p>
     <w:p>
       <w:r>
-        <w:t>Lesson 3.2 explains why reading is the safest file operation and why a relative path makes the same program find a file from one folder and fail from another. These four languages show what the one-call reads of C#, Go, Python, and TypeScript do for you. Assembly calls the C library's open, read, and close steps itself and ends the text with its own 0 byte. Rust and Erlang read a whole file in one call. Solidity has no files at all: only Foundry's test tools let a script read one, and only a file it is allowed to read. Read Lesson 3.2 first; this companion builds on it.</w:t>
+        <w:t>Lesson 3.2 explains why reading is the safest file operation and why a relative path makes the same program find a file from one folder and fail from another. These four languages show what the one-call reads of C#, Go, Python, and TypeScript do for you. Assembly calls the C library's open, read, and close steps itself and ends the text with its own 0 byte. Rust and Erlang read a whole file in one call. Solidity has no files at all: only Foundry's test tools let a script read one, and only a file it is allo</w:t>
+      </w:r>
+      <w:r>
+        <w:t>wed to read. Read Lesson 3.2 first; this companion builds on it.</w:t>
       </w:r>
     </w:p>
     <w:p>
@@ -158,7 +161,10 @@
         <w:pStyle w:val="ListBullet"/>
       </w:pPr>
       <w:r>
-        <w:t>A program that opens a file itself must close it, and an error can make the code leave early, before the line that closes it. So most languages have a cleanup form that closes the file however the code leaves, as Lesson 3.2 showed with Python's with, C#'s using, and Go's defer. Rust needs no extra words: a File closes itself when its variable goes out of scope, as C++'s destructor does. Erlang's is try ... after, whose after part always runs. Assembly, like C, has none, so it calls fclose on every way out. Solidity never holds a handle, so there is nothing to close. The Production-Minded versions show each form; the second table below lists them.</w:t>
+        <w:t xml:space="preserve">A program that opens a file itself must close it, and an error can make the code leave early, before the line that closes it. So most languages have a cleanup form that closes the file however the code leaves, as Lesson 3.2 showed with Python's with, C#'s using, and Go's defer. Rust needs no extra words: a File closes itself when its variable goes out of scope, as C++'s destructor does. Erlang's is try ... after, whose after part always runs. Assembly, like C, has none, so it calls fclose on every way out. </w:t>
+      </w:r>
+      <w:r>
+        <w:t>Solidity never holds a handle, so there is nothing to close. The Production-Minded versions show each form; the second table below lists them.</w:t>
       </w:r>
     </w:p>
     <w:p>
@@ -896,7 +902,7 @@
         <w:keepNext/>
       </w:pPr>
       <w:r>
-        <w:t>[profile.default]</w:t>
+        <w:t>[profile.default]  # Remember, the settings forge uses by default.</w:t>
       </w:r>
     </w:p>
     <w:p>
@@ -1538,15 +1544,15 @@
         <w:pStyle w:val="SourceCode"/>
       </w:pPr>
       <w:r>
-        <w:t xml:space="preserve">    ; fopen's mode: "r" means read. The file must already exist, and</w:t>
-      </w:r>
-    </w:p>
-    <w:p>
-      <w:pPr>
-        <w:pStyle w:val="SourceCode"/>
-      </w:pPr>
-      <w:r>
-        <w:t xml:space="preserve">    ; reading never changes it.</w:t>
+        <w:t xml:space="preserve">    ; fopen's mode: "r" means read; the file must already exist and stays</w:t>
+      </w:r>
+    </w:p>
+    <w:p>
+      <w:pPr>
+        <w:pStyle w:val="SourceCode"/>
+      </w:pPr>
+      <w:r>
+        <w:t xml:space="preserve">    ; unchanged. With no b it is text mode: Windows reads 13, 10 as one 10.</w:t>
       </w:r>
     </w:p>
     <w:p>
@@ -2426,15 +2432,15 @@
         <w:pStyle w:val="SourceCode"/>
       </w:pPr>
       <w:r>
-        <w:t xml:space="preserve">    ; fopen's mode: "r" means read. The file must already exist, and</w:t>
-      </w:r>
-    </w:p>
-    <w:p>
-      <w:pPr>
-        <w:pStyle w:val="SourceCode"/>
-      </w:pPr>
-      <w:r>
-        <w:t xml:space="preserve">    ; reading never changes it.</w:t>
+        <w:t xml:space="preserve">    ; fopen's mode: "r" means read; the file must already exist and stays</w:t>
+      </w:r>
+    </w:p>
+    <w:p>
+      <w:pPr>
+        <w:pStyle w:val="SourceCode"/>
+      </w:pPr>
+      <w:r>
+        <w:t xml:space="preserve">    ; unchanged. Linux reads every byte as stored, with or without a b.</w:t>
       </w:r>
     </w:p>
     <w:p>
@@ -3023,7 +3029,6 @@
     <w:p>
       <w:pPr>
         <w:pStyle w:val="SourceCode"/>
-        <w:keepNext/>
       </w:pPr>
       <w:r>
         <w:t>.done:</w:t>
@@ -3032,7 +3037,6 @@
     <w:p>
       <w:pPr>
         <w:pStyle w:val="SourceCode"/>
-        <w:keepNext/>
       </w:pPr>
       <w:r>
         <w:t xml:space="preserve">    pop rbx</w:t>
@@ -3041,6 +3045,7 @@
     <w:p>
       <w:pPr>
         <w:pStyle w:val="SourceCode"/>
+        <w:keepNext/>
       </w:pPr>
       <w:r>
         <w:t xml:space="preserve">    ret</w:t>
@@ -3048,6 +3053,29 @@
     </w:p>
     <w:p>
       <w:pPr>
+        <w:pStyle w:val="SourceCode"/>
+        <w:keepNext/>
+      </w:pPr>
+    </w:p>
+    <w:p>
+      <w:pPr>
+        <w:pStyle w:val="SourceCode"/>
+        <w:keepNext/>
+      </w:pPr>
+      <w:r>
+        <w:t>; Remember, this marks the stack as not executable, as Linux linkers expect.</w:t>
+      </w:r>
+    </w:p>
+    <w:p>
+      <w:pPr>
+        <w:pStyle w:val="SourceCode"/>
+      </w:pPr>
+      <w:r>
+        <w:t>section .note.GNU-stack noalloc noexec nowrite progbits</w:t>
+      </w:r>
+    </w:p>
+    <w:p>
+      <w:pPr>
         <w:keepNext/>
       </w:pPr>
     </w:p>
@@ -5514,7 +5542,6 @@
     <w:p>
       <w:pPr>
         <w:pStyle w:val="SourceCode"/>
-        <w:keepNext/>
       </w:pPr>
       <w:r>
         <w:t>.done:</w:t>
@@ -5523,7 +5550,6 @@
     <w:p>
       <w:pPr>
         <w:pStyle w:val="SourceCode"/>
-        <w:keepNext/>
       </w:pPr>
       <w:r>
         <w:t xml:space="preserve">    pop rbx</w:t>
@@ -5532,6 +5558,7 @@
     <w:p>
       <w:pPr>
         <w:pStyle w:val="SourceCode"/>
+        <w:keepNext/>
       </w:pPr>
       <w:r>
         <w:t xml:space="preserve">    ret</w:t>
@@ -5539,6 +5566,29 @@
     </w:p>
     <w:p>
       <w:pPr>
+        <w:pStyle w:val="SourceCode"/>
+        <w:keepNext/>
+      </w:pPr>
+    </w:p>
+    <w:p>
+      <w:pPr>
+        <w:pStyle w:val="SourceCode"/>
+        <w:keepNext/>
+      </w:pPr>
+      <w:r>
+        <w:t>; Remember, this marks the stack as not executable, as Linux linkers expect.</w:t>
+      </w:r>
+    </w:p>
+    <w:p>
+      <w:pPr>
+        <w:pStyle w:val="SourceCode"/>
+      </w:pPr>
+      <w:r>
+        <w:t>section .note.GNU-stack noalloc noexec nowrite progbits</w:t>
+      </w:r>
+    </w:p>
+    <w:p>
+      <w:pPr>
         <w:keepNext/>
       </w:pPr>
     </w:p>
@@ -5969,7 +6019,10 @@
     </w:p>
     <w:p>
       <w:r>
-        <w:t>Rust reads a whole text file with one call, fs::read_to_string from std::fs: it opens the file, reads every byte, closes the file, and returns the text as a String, the way Lesson 3.1a's fs::write wrote one. It returns a Result: Ok with the text, or Err with the system's reason when the file cannot be read. The text must be valid UTF-8, the encoding the course's text files use; otherwise read_to_string returns an Err as well. The Production-Minded version opens the file itself, with File::open, so that it can show how Rust closes a file: by itself.</w:t>
+        <w:t>Rust reads a whole text file with one call, fs::read_to_string from std::fs: it opens the file, reads every byte, closes the file, and returns the text as a String, the way Lesson 3.1a's fs::write wrote one. It returns a Result: Ok with the text, or Err with the system's reason when the file cannot be read. The text must be valid UTF-8, the encoding the course's text files use; otherwise read_to_string returns an Err as well. The Production-Minded version opens the file itself, with File::open, so that it c</w:t>
+      </w:r>
+      <w:r>
+        <w:t>an show how Rust closes a file: by itself.</w:t>
       </w:r>
     </w:p>
     <w:p>
@@ -6453,7 +6506,10 @@
     </w:p>
     <w:p>
       <w:r>
-        <w:t>The production-minded version prints the same lines. read_text_file opens the file with File::open, reads the whole text into a String with read_to_string, and returns a Result&lt;String, String&gt;: Ok with the text, or Err with a message naming the file and error.kind(), the kind of failure (Lesson 3.1a). The File closes itself when the function returns, whichever return it takes. main matches the Result before it prints anything and, on an Err, prints one Error line and ends with std::process::exit(1), as in Lesson 2.11a.</w:t>
+        <w:t>The production-minded version prints the same lines. read_text_file opens the file with File::open, reads the whole text into a String with read_to_string, and returns a Result&lt;String, String&gt;: Ok with the text, or Err with a message naming the file and error.kind(), the kind of failure (Lesson 3.1a). The File closes itself when the function returns, whichever return it takes. main matches the Result before it prints anything and, on an Err, prints one Error line and ends with std::process::exit(1), as in L</w:t>
+      </w:r>
+      <w:r>
+        <w:t>esson 2.11a.</w:t>
       </w:r>
     </w:p>
     <w:p>
@@ -6561,23 +6617,23 @@
         <w:pStyle w:val="SourceCode"/>
       </w:pPr>
       <w:r>
-        <w:t xml:space="preserve">    // File::open opens an existing file for reading and returns a Result</w:t>
-      </w:r>
-    </w:p>
-    <w:p>
-      <w:pPr>
-        <w:pStyle w:val="SourceCode"/>
-      </w:pPr>
-      <w:r>
-        <w:t xml:space="preserve">    // holding a File, the program's handle to the open file. Remember,</w:t>
-      </w:r>
-    </w:p>
-    <w:p>
-      <w:pPr>
-        <w:pStyle w:val="SourceCode"/>
-      </w:pPr>
-      <w:r>
-        <w:t xml:space="preserve">    // match handles both results, and return leaves the function at once.</w:t>
+        <w:t xml:space="preserve">    // File::open opens an existing file and returns a Result holding a File,</w:t>
+      </w:r>
+    </w:p>
+    <w:p>
+      <w:pPr>
+        <w:pStyle w:val="SourceCode"/>
+      </w:pPr>
+      <w:r>
+        <w:t xml:space="preserve">    // the program's handle; it is mut because each read moves its place in</w:t>
+      </w:r>
+    </w:p>
+    <w:p>
+      <w:pPr>
+        <w:pStyle w:val="SourceCode"/>
+      </w:pPr>
+      <w:r>
+        <w:t xml:space="preserve">    // the file. Remember, match handles both results; return leaves at once.</w:t>
       </w:r>
     </w:p>
     <w:p>
@@ -7244,7 +7300,10 @@
     </w:p>
     <w:p>
       <w:r>
-        <w:t>Remember, error.kind() names the kind of failure, entity not found for a missing file, in the same words on Windows, Linux, and macOS; Rust's error does not name the file, so read_text_file puts the path in front of it. Then $LASTEXITCODE prints 1 and Test-Path prints True (on Linux or macOS, echo $? prints 1 and ls prints the file's path). The file is fine; the program looked in the wrong folder, because a relative path always starts from the working directory. The program printed no Contents line, because it reads first and prints only after the read has succeeded.</w:t>
+        <w:t>Remember, error.kind() names the kind of failure, entity not found for a missing file, in the same words on Windows, Linux, and macOS; Rust's error does not name the file, so read_text_file puts the path in front of it. Then $LASTEXITCODE prints 1 and Test-Path prints True (on Linux or macOS, echo $? prints 1 and ls prints the file's path). The file is fine; the program looked in the wrong folder, because a relative path always starts from the working directory. The program printed no Contents line, because</w:t>
+      </w:r>
+      <w:r>
+        <w:t xml:space="preserve"> it reads first and prints only after the read has succeeded.</w:t>
       </w:r>
     </w:p>
     <w:p>
@@ -7356,7 +7415,10 @@
     </w:p>
     <w:p>
       <w:r>
-        <w:t>Erlang reads a whole file with one call, file:read_file: it opens the file, reads every byte, closes the file, and returns {ok, Contents}, or {error, Reason} when it cannot, the way Lesson 3.1a's file:write_file wrote one. Contents is a binary: a block of bytes holding the file exactly as stored, which Erlang uses for file contents because it is compact. io:format prints it with ~ts, where the t says the bytes are UTF-8 text. The Production-Minded version opens the file itself, with file:open, so that it can show Erlang's cleanup form, try ... after.</w:t>
+        <w:t>Erlang reads a whole file with one call, file:read_file: it opens the file, reads every byte, closes the file, and returns {ok, Contents}, or {error, Reason} when it cannot, the way Lesson 3.1a's file:write_file wrote one. Contents is a binary: a block of bytes holding the file exactly as stored, which Erlang uses for file contents because it is compact. io:format prints it with ~ts, where the t says the bytes are UTF-8 text. The Production-Minded version opens the file itself, with file:open, so that it ca</w:t>
+      </w:r>
+      <w:r>
+        <w:t>n show Erlang's cleanup form, try ... after.</w:t>
       </w:r>
     </w:p>
     <w:p>
@@ -7848,7 +7910,10 @@
     </w:p>
     <w:p>
       <w:r>
-        <w:t>The production-minded version prints the same lines. read_text_file opens the file with file:open, reads it with one file:read of the file's whole size, and closes it with file:close inside the after part of try ... after ... end, which runs however the read ends. It returns {ok, Contents} or {error, Message}, with a message naming the file and the reason, as parse_port did in Lesson 2.11a. main matches it with case before it prints anything; on an error it prints one Error line and calls init:stop(1), which lets every printed line reach the screen before exit code 1.</w:t>
+        <w:t>The production-minded version prints the same lines. read_text_file opens the file with file:open, reads it with one file:read of the file's whole size, and closes it with file:close inside the after part of try ... after ... end, which runs however the read ends. It returns {ok, Contents} or {error, Message}, with a message naming the file and the reason, as parse_port did in Lesson 2.11a. main matches it with case before it prints anything; on an error it prints one Error line and calls init:stop(1), whic</w:t>
+      </w:r>
+      <w:r>
+        <w:t>h lets every printed line reach the screen before exit code 1.</w:t>
       </w:r>
     </w:p>
     <w:p>
@@ -8169,7 +8234,7 @@
         <w:pStyle w:val="SourceCode"/>
       </w:pPr>
       <w:r>
-        <w:t>%% Builds the Error line's message: the file and the reason.</w:t>
+        <w:t>%% The Error message. Remember, io_lib:format gives text; lists:flatten joins it.</w:t>
       </w:r>
     </w:p>
     <w:p>
@@ -8794,7 +8859,10 @@
     </w:p>
     <w:p>
       <w:r>
-        <w:t>A contract on a real chain has no files at all. Foundry's vm adds a file cheatcode, readFile, that works only while forge runs a script: it opens the file, reads it, closes it, and returns the text as a string, the way Lesson 3.1a's vm.writeFile wrote one. It works only where foundry.toml's fs_permissions allows, and a relative path starts from the project root, the solidity folder. inventory.txt is in the lesson folder, one folder above, so the script's path is ../inventory.txt, and fs_permissions gives read-only access to the lesson folder, "../", and nowhere else. When readFile cannot read the file, it reverts.</w:t>
+        <w:t>A contract on a real chain has no files at all. Foundry's vm adds a file cheatcode, readFile, that works only while forge runs a script: it opens the file, reads it, closes it, and returns the text as a string, the way Lesson 3.1a's vm.writeFile wrote one. It works only where foundry.toml's fs_permissions allows, and a relative path starts from the project root, the solidity folder. inventory.txt is in the lesson folder, one folder above, so the script's path is ../inventory.txt, and fs_permissions gives re</w:t>
+      </w:r>
+      <w:r>
+        <w:t>ad-only access to the lesson folder, "../", and nowhere else. When readFile cannot read the file, it reverts.</w:t>
       </w:r>
     </w:p>
     <w:p>
@@ -10579,7 +10647,10 @@
     </w:p>
     <w:p>
       <w:r>
-        <w:t>As in Lesson 3.2, the Mini File Explorer, this chapter's first project, needs Text read: show the text of a file in its sandbox. read_text_file (readTextFile in Solidity) is that piece in each language: it takes a path, returns the whole text or reports a failure, and the explorer prints the result, as this lesson's main does. Assembly's version shows what every one-call read does inside: open, read into memory, check that nothing is left, close, and end the text. The Contact Manager, the chapter's capstone, must reload its saved contacts in a later run; the Challenge's contacts.txt is that reload, through the same function. Lesson 3.3a adds the other half, writing a file.</w:t>
+        <w:t>As in Lesson 3.2, the Mini File Explorer, this chapter's first project, needs Text read: show the text of a file in its sandbox. read_text_file (readTextFile in Solidity) is that piece in each language: it takes a path, returns the whole text or reports a failure, and the explorer prints the result, as this lesson's main does. Assembly's version shows what every one-call read does inside: open, read into memory, check that nothing is left, close, and end the text. The Contact Manager, the chapter's capstone</w:t>
+      </w:r>
+      <w:r>
+        <w:t>, must reload its saved contacts in a later run; the Challenge's contacts.txt is that reload, through the same function. Lesson 3.3a adds the other half, writing a file.</w:t>
       </w:r>
     </w:p>
     <w:p>
@@ -11125,7 +11196,10 @@
     </w:p>
     <w:p>
       <w:r>
-        <w:t>Reading a file copies its contents into memory and leaves the file unchanged. Assembly opens a handle, reads through it, ends the text with a 0 byte, and closes it, as C does; Rust, Erlang, and Solidity do all of it in one call. When a program opens the file itself, the file is closed even when an error occurs: Rust's File closes itself, Erlang's after part calls file:close, and Assembly calls fclose on every way out. The file's text already ends in a line ending, so each program prints it exactly as stored. The file is found through a relative path, from the working directory or, for Solidity, from the project root; when it is not there, the Production-Minded program prints one Error line and exit code 1, because it reads first and prints only after the read has succeeded. Lesson 3.3a turns to writing: putting a new, complete set of text into inventory.txt.</w:t>
+        <w:t>Reading a file copies its contents into memory and leaves the file unchanged. Assembly opens a handle, reads through it, ends the text with a 0 byte, and closes it, as C does; Rust, Erlang, and Solidity do all of it in one call. When a program opens the file itself, the file is closed even when an error occurs: Rust's File closes itself, Erlang's after part calls file:close, and Assembly calls fclose on every way out. The file's text already ends in a line ending, so each program prints it exactly as stored</w:t>
+      </w:r>
+      <w:r>
+        <w:t>. The file is found through a relative path, from the working directory or, for Solidity, from the project root; when it is not there, the Production-Minded program prints one Error line and exit code 1, because it reads first and prints only after the read has succeeded. Lesson 3.3a turns to writing: putting a new, complete set of text into inventory.txt.</w:t>
       </w:r>
     </w:p>
     <w:sectPr>
@@ -11311,31 +11385,31 @@
       </w:rPr>
     </w:lvl>
   </w:abstractNum>
-  <w:num w:numId="1" w16cid:durableId="89667249">
+  <w:num w:numId="1" w16cid:durableId="1304580652">
     <w:abstractNumId w:val="8"/>
   </w:num>
-  <w:num w:numId="2" w16cid:durableId="1698653415">
+  <w:num w:numId="2" w16cid:durableId="1052924660">
     <w:abstractNumId w:val="6"/>
   </w:num>
-  <w:num w:numId="3" w16cid:durableId="2030447199">
+  <w:num w:numId="3" w16cid:durableId="1860505821">
     <w:abstractNumId w:val="5"/>
   </w:num>
-  <w:num w:numId="4" w16cid:durableId="379327148">
+  <w:num w:numId="4" w16cid:durableId="985429142">
     <w:abstractNumId w:val="4"/>
   </w:num>
-  <w:num w:numId="5" w16cid:durableId="1304429522">
+  <w:num w:numId="5" w16cid:durableId="1670017455">
     <w:abstractNumId w:val="7"/>
   </w:num>
-  <w:num w:numId="6" w16cid:durableId="1493453188">
+  <w:num w:numId="6" w16cid:durableId="574972036">
     <w:abstractNumId w:val="3"/>
   </w:num>
-  <w:num w:numId="7" w16cid:durableId="1440179829">
+  <w:num w:numId="7" w16cid:durableId="322776760">
     <w:abstractNumId w:val="2"/>
   </w:num>
-  <w:num w:numId="8" w16cid:durableId="1829587481">
+  <w:num w:numId="8" w16cid:durableId="1434667449">
     <w:abstractNumId w:val="1"/>
   </w:num>
-  <w:num w:numId="9" w16cid:durableId="1584604247">
+  <w:num w:numId="9" w16cid:durableId="1434547158">
     <w:abstractNumId w:val="0"/>
   </w:num>
 </w:numbering>
